--- a/General_Topics/Importand Links.docx
+++ b/General_Topics/Importand Links.docx
@@ -78,7 +78,7 @@
     </w:p>
     <w:p>
       <w:r>
-        <w:t>Completed</w:t>
+        <w:t>Problems</w:t>
       </w:r>
     </w:p>
     <w:p>
@@ -86,12 +86,17 @@
         <w:pStyle w:val="ListParagraph"/>
         <w:numPr>
           <w:ilvl w:val="0"/>
-          <w:numId w:val="4"/>
-        </w:numPr>
-      </w:pPr>
-      <w:r>
-        <w:t>Basics of C</w:t>
-      </w:r>
+          <w:numId w:val="5"/>
+        </w:numPr>
+      </w:pPr>
+      <w:hyperlink r:id="rId7" w:history="1">
+        <w:r>
+          <w:rPr>
+            <w:rStyle w:val="Hyperlink"/>
+          </w:rPr>
+          <w:t>https://www.includehelp.com/c-programming-examples-solved-c-programs.aspx</w:t>
+        </w:r>
+      </w:hyperlink>
       <w:r>
         <w:t xml:space="preserve"> </w:t>
       </w:r>
@@ -101,12 +106,17 @@
         <w:pStyle w:val="ListParagraph"/>
         <w:numPr>
           <w:ilvl w:val="0"/>
-          <w:numId w:val="4"/>
-        </w:numPr>
-      </w:pPr>
-      <w:r>
-        <w:t>Data Types in C</w:t>
-      </w:r>
+          <w:numId w:val="5"/>
+        </w:numPr>
+      </w:pPr>
+      <w:hyperlink r:id="rId8" w:history="1">
+        <w:r>
+          <w:rPr>
+            <w:rStyle w:val="Hyperlink"/>
+          </w:rPr>
+          <w:t>https://codeforwin.org/c-programming-examples-exercises-solutions-beginners</w:t>
+        </w:r>
+      </w:hyperlink>
       <w:r>
         <w:t xml:space="preserve"> </w:t>
       </w:r>
@@ -116,81 +126,15 @@
         <w:pStyle w:val="ListParagraph"/>
         <w:numPr>
           <w:ilvl w:val="0"/>
-          <w:numId w:val="4"/>
-        </w:numPr>
-      </w:pPr>
-      <w:r>
-        <w:t>Input and Output in C</w:t>
-      </w:r>
-    </w:p>
-    <w:p>
-      <w:pPr>
-        <w:pStyle w:val="ListParagraph"/>
-        <w:numPr>
-          <w:ilvl w:val="0"/>
-          <w:numId w:val="4"/>
-        </w:numPr>
-      </w:pPr>
-      <w:r>
-        <w:t>Operators in C</w:t>
-      </w:r>
-    </w:p>
-    <w:p>
-      <w:pPr>
-        <w:pStyle w:val="ListParagraph"/>
-        <w:numPr>
-          <w:ilvl w:val="0"/>
-          <w:numId w:val="4"/>
-        </w:numPr>
-      </w:pPr>
-      <w:r>
-        <w:t>Conditional Statements in C</w:t>
-      </w:r>
-    </w:p>
-    <w:p>
-      <w:pPr>
-        <w:pStyle w:val="ListParagraph"/>
-        <w:numPr>
-          <w:ilvl w:val="0"/>
-          <w:numId w:val="4"/>
-        </w:numPr>
-      </w:pPr>
-      <w:r>
-        <w:t>Control Statements in C</w:t>
-      </w:r>
-    </w:p>
-    <w:p>
-      <w:pPr>
-        <w:pStyle w:val="ListParagraph"/>
-        <w:numPr>
-          <w:ilvl w:val="0"/>
-          <w:numId w:val="4"/>
-        </w:numPr>
-      </w:pPr>
-      <w:r>
-        <w:t>Strings in C</w:t>
-      </w:r>
-    </w:p>
-    <w:p/>
-    <w:p>
-      <w:r>
-        <w:t>Problems</w:t>
-      </w:r>
-    </w:p>
-    <w:p>
-      <w:pPr>
-        <w:pStyle w:val="ListParagraph"/>
-        <w:numPr>
-          <w:ilvl w:val="0"/>
           <w:numId w:val="5"/>
         </w:numPr>
       </w:pPr>
-      <w:hyperlink r:id="rId7" w:history="1">
-        <w:r>
-          <w:rPr>
-            <w:rStyle w:val="Hyperlink"/>
-          </w:rPr>
-          <w:t>https://www.includehelp.com/c-programming-examples-solved-c-programs.aspx</w:t>
+      <w:hyperlink r:id="rId9" w:history="1">
+        <w:r>
+          <w:rPr>
+            <w:rStyle w:val="Hyperlink"/>
+          </w:rPr>
+          <w:t>https://www.sanfoundry.com/c-programming-examples-bitwise-operations/</w:t>
         </w:r>
       </w:hyperlink>
       <w:r>
@@ -205,46 +149,6 @@
           <w:numId w:val="5"/>
         </w:numPr>
       </w:pPr>
-      <w:hyperlink r:id="rId8" w:history="1">
-        <w:r>
-          <w:rPr>
-            <w:rStyle w:val="Hyperlink"/>
-          </w:rPr>
-          <w:t>https://codeforwin.org/c-programming-examples-exercises-solutions-beginners</w:t>
-        </w:r>
-      </w:hyperlink>
-      <w:r>
-        <w:t xml:space="preserve"> </w:t>
-      </w:r>
-    </w:p>
-    <w:p>
-      <w:pPr>
-        <w:pStyle w:val="ListParagraph"/>
-        <w:numPr>
-          <w:ilvl w:val="0"/>
-          <w:numId w:val="5"/>
-        </w:numPr>
-      </w:pPr>
-      <w:hyperlink r:id="rId9" w:history="1">
-        <w:r>
-          <w:rPr>
-            <w:rStyle w:val="Hyperlink"/>
-          </w:rPr>
-          <w:t>https://www.sanfoundry.com/c-programming-examples-bitwise-operations/</w:t>
-        </w:r>
-      </w:hyperlink>
-      <w:r>
-        <w:t xml:space="preserve"> </w:t>
-      </w:r>
-    </w:p>
-    <w:p>
-      <w:pPr>
-        <w:pStyle w:val="ListParagraph"/>
-        <w:numPr>
-          <w:ilvl w:val="0"/>
-          <w:numId w:val="5"/>
-        </w:numPr>
-      </w:pPr>
       <w:hyperlink r:id="rId10" w:history="1">
         <w:r>
           <w:rPr>
@@ -275,15 +179,6 @@
           <w:t>https://www.includehelp.com/latest-c-programs.aspx</w:t>
         </w:r>
       </w:hyperlink>
-    </w:p>
-    <w:p>
-      <w:pPr>
-        <w:pStyle w:val="ListParagraph"/>
-        <w:numPr>
-          <w:ilvl w:val="0"/>
-          <w:numId w:val="8"/>
-        </w:numPr>
-      </w:pPr>
     </w:p>
     <w:p>
       <w:r>
@@ -335,11 +230,16 @@
       </w:hyperlink>
     </w:p>
     <w:p>
-      <w:pPr>
-        <w:pStyle w:val="ListParagraph"/>
-        <w:numPr>
-          <w:ilvl w:val="0"/>
-          <w:numId w:val="6"/>
+      <w:r>
+        <w:t>Take Note</w:t>
+      </w:r>
+    </w:p>
+    <w:p>
+      <w:pPr>
+        <w:pStyle w:val="ListParagraph"/>
+        <w:numPr>
+          <w:ilvl w:val="0"/>
+          <w:numId w:val="3"/>
         </w:numPr>
         <w:rPr>
           <w:rStyle w:val="Hyperlink"/>
@@ -347,105 +247,73 @@
           <w:u w:val="none"/>
         </w:rPr>
       </w:pPr>
-    </w:p>
-    <w:p>
-      <w:pPr>
-        <w:pStyle w:val="ListParagraph"/>
+      <w:hyperlink r:id="rId14" w:history="1">
+        <w:r>
+          <w:rPr>
+            <w:rStyle w:val="Hyperlink"/>
+          </w:rPr>
+          <w:t>https://www.includehelp.com/c/type-qualifiers-in-c-language.aspx</w:t>
+        </w:r>
+      </w:hyperlink>
+    </w:p>
+    <w:p>
+      <w:pPr>
+        <w:pStyle w:val="ListParagraph"/>
+        <w:numPr>
+          <w:ilvl w:val="0"/>
+          <w:numId w:val="3"/>
+        </w:numPr>
         <w:rPr>
           <w:rStyle w:val="Hyperlink"/>
           <w:color w:val="auto"/>
           <w:u w:val="none"/>
         </w:rPr>
       </w:pPr>
+      <w:hyperlink r:id="rId15" w:history="1">
+        <w:r>
+          <w:rPr>
+            <w:rStyle w:val="Hyperlink"/>
+          </w:rPr>
+          <w:t>https://codeforwin.org/2016/01/c-program-to-toggle-nth-bit-of-number.html</w:t>
+        </w:r>
+      </w:hyperlink>
+    </w:p>
+    <w:p>
+      <w:pPr>
+        <w:pStyle w:val="ListParagraph"/>
+        <w:numPr>
+          <w:ilvl w:val="0"/>
+          <w:numId w:val="7"/>
+        </w:numPr>
+      </w:pPr>
+      <w:hyperlink r:id="rId16" w:history="1">
+        <w:r>
+          <w:rPr>
+            <w:rStyle w:val="Hyperlink"/>
+          </w:rPr>
+          <w:t>https://www.includehelp.com/c-programs/write-your-own-memcpy-function-in-c.aspx</w:t>
+        </w:r>
+      </w:hyperlink>
+    </w:p>
+    <w:p>
+      <w:pPr>
+        <w:pStyle w:val="ListParagraph"/>
+        <w:numPr>
+          <w:ilvl w:val="0"/>
+          <w:numId w:val="7"/>
+        </w:numPr>
+      </w:pPr>
+      <w:hyperlink r:id="rId17" w:history="1">
+        <w:r>
+          <w:rPr>
+            <w:rStyle w:val="Hyperlink"/>
+          </w:rPr>
+          <w:t>https://www.includehelp.com/c-programs/write-your-own-memset-function-in-c.aspx</w:t>
+        </w:r>
+      </w:hyperlink>
     </w:p>
     <w:p>
       <w:r>
-        <w:t>Take Note</w:t>
-      </w:r>
-    </w:p>
-    <w:p>
-      <w:pPr>
-        <w:pStyle w:val="ListParagraph"/>
-        <w:numPr>
-          <w:ilvl w:val="0"/>
-          <w:numId w:val="3"/>
-        </w:numPr>
-        <w:rPr>
-          <w:rStyle w:val="Hyperlink"/>
-          <w:color w:val="auto"/>
-          <w:u w:val="none"/>
-        </w:rPr>
-      </w:pPr>
-      <w:hyperlink r:id="rId14" w:history="1">
-        <w:r>
-          <w:rPr>
-            <w:rStyle w:val="Hyperlink"/>
-          </w:rPr>
-          <w:t>https://www.includehelp.com/c/type-qualifiers-in-c-language.aspx</w:t>
-        </w:r>
-      </w:hyperlink>
-    </w:p>
-    <w:p>
-      <w:pPr>
-        <w:pStyle w:val="ListParagraph"/>
-        <w:numPr>
-          <w:ilvl w:val="0"/>
-          <w:numId w:val="3"/>
-        </w:numPr>
-        <w:rPr>
-          <w:rStyle w:val="Hyperlink"/>
-          <w:color w:val="auto"/>
-          <w:u w:val="none"/>
-        </w:rPr>
-      </w:pPr>
-      <w:hyperlink r:id="rId15" w:history="1">
-        <w:r>
-          <w:rPr>
-            <w:rStyle w:val="Hyperlink"/>
-          </w:rPr>
-          <w:t>https://codeforwin.org/2016/01/c-program-to-toggle-nth-bit-of-number.html</w:t>
-        </w:r>
-      </w:hyperlink>
-    </w:p>
-    <w:p/>
-    <w:p>
-      <w:pPr>
-        <w:pStyle w:val="ListParagraph"/>
-        <w:numPr>
-          <w:ilvl w:val="0"/>
-          <w:numId w:val="7"/>
-        </w:numPr>
-      </w:pPr>
-      <w:hyperlink r:id="rId16" w:history="1">
-        <w:r>
-          <w:rPr>
-            <w:rStyle w:val="Hyperlink"/>
-          </w:rPr>
-          <w:t>https://www.includehelp.com/c-programs/write-your-own-memcpy-function-in-c.aspx</w:t>
-        </w:r>
-      </w:hyperlink>
-    </w:p>
-    <w:p>
-      <w:pPr>
-        <w:pStyle w:val="ListParagraph"/>
-        <w:numPr>
-          <w:ilvl w:val="0"/>
-          <w:numId w:val="7"/>
-        </w:numPr>
-      </w:pPr>
-      <w:hyperlink r:id="rId17" w:history="1">
-        <w:r>
-          <w:rPr>
-            <w:rStyle w:val="Hyperlink"/>
-          </w:rPr>
-          <w:t>https://www.includehelp.com/c-programs/write-your-own-memset-function-in-c.aspx</w:t>
-        </w:r>
-      </w:hyperlink>
-    </w:p>
-    <w:p/>
-    <w:p>
-      <w:r>
-        <w:lastRenderedPageBreak/>
         <w:t>Important Links</w:t>
       </w:r>
     </w:p>
